--- a/EDUARDA.docx
+++ b/EDUARDA.docx
@@ -6,7 +6,6 @@
     <w:p>
       <w:pPr>
         <w:pStyle w:val="Normal"/>
-        <w:pBdr/>
         <w:tabs>
           <w:tab w:val="clear" w:pos="720"/>
           <w:tab w:val="center" w:pos="4536" w:leader="none"/>
@@ -36,7 +35,6 @@
     <w:p>
       <w:pPr>
         <w:pStyle w:val="Normal"/>
-        <w:pBdr/>
         <w:tabs>
           <w:tab w:val="clear" w:pos="720"/>
           <w:tab w:val="center" w:pos="4536" w:leader="none"/>
@@ -340,7 +338,6 @@
     <w:p>
       <w:pPr>
         <w:pStyle w:val="Normal"/>
-        <w:pBdr/>
         <w:spacing w:lineRule="auto" w:line="300"/>
         <w:ind w:hanging="0"/>
         <w:jc w:val="center"/>
@@ -352,14 +349,12 @@
       <w:r>
         <w:rPr>
           <w:b/>
-          <w:color w:val="000000"/>
-        </w:rPr>
-      </w:r>
-    </w:p>
-    <w:p>
-      <w:pPr>
-        <w:pStyle w:val="Normal"/>
-        <w:pBdr/>
+        </w:rPr>
+      </w:r>
+    </w:p>
+    <w:p>
+      <w:pPr>
+        <w:pStyle w:val="Normal"/>
         <w:spacing w:lineRule="auto" w:line="300"/>
         <w:ind w:hanging="0"/>
         <w:jc w:val="center"/>
@@ -379,7 +374,6 @@
     <w:p>
       <w:pPr>
         <w:pStyle w:val="Normal"/>
-        <w:pBdr/>
         <w:spacing w:lineRule="auto" w:line="300"/>
         <w:ind w:hanging="0"/>
         <w:jc w:val="center"/>
@@ -400,7 +394,6 @@
     <w:p>
       <w:pPr>
         <w:pStyle w:val="Normal"/>
-        <w:pBdr/>
         <w:spacing w:lineRule="auto" w:line="300"/>
         <w:ind w:hanging="0"/>
         <w:jc w:val="center"/>
@@ -446,7 +439,6 @@
     <w:p>
       <w:pPr>
         <w:pStyle w:val="Normal"/>
-        <w:pBdr/>
         <w:spacing w:lineRule="auto" w:line="300"/>
         <w:ind w:hanging="0"/>
         <w:jc w:val="center"/>
@@ -589,7 +581,6 @@
     <w:p>
       <w:pPr>
         <w:pStyle w:val="Normal"/>
-        <w:pBdr/>
         <w:spacing w:lineRule="auto" w:line="240"/>
         <w:ind w:left="4560" w:hanging="0"/>
         <w:rPr>
@@ -632,7 +623,6 @@
     <w:p>
       <w:pPr>
         <w:pStyle w:val="Normal"/>
-        <w:pBdr/>
         <w:spacing w:lineRule="auto" w:line="240"/>
         <w:ind w:left="4560" w:hanging="0"/>
         <w:rPr>
@@ -648,7 +638,6 @@
     <w:p>
       <w:pPr>
         <w:pStyle w:val="Normal"/>
-        <w:pBdr/>
         <w:spacing w:lineRule="auto" w:line="240"/>
         <w:ind w:left="4560" w:hanging="0"/>
         <w:jc w:val="right"/>
@@ -735,7 +724,6 @@
     <w:p>
       <w:pPr>
         <w:pStyle w:val="Normal"/>
-        <w:pBdr/>
         <w:spacing w:lineRule="auto" w:line="300"/>
         <w:ind w:hanging="0"/>
         <w:rPr>
@@ -755,7 +743,6 @@
     <w:p>
       <w:pPr>
         <w:pStyle w:val="Normal"/>
-        <w:pBdr/>
         <w:spacing w:lineRule="auto" w:line="300"/>
         <w:ind w:hanging="0"/>
         <w:rPr>
@@ -775,7 +762,6 @@
     <w:p>
       <w:pPr>
         <w:pStyle w:val="Normal"/>
-        <w:pBdr/>
         <w:spacing w:lineRule="auto" w:line="300"/>
         <w:ind w:hanging="0"/>
         <w:jc w:val="center"/>
@@ -805,7 +791,6 @@
     <w:p>
       <w:pPr>
         <w:pStyle w:val="Normal"/>
-        <w:pBdr/>
         <w:spacing w:lineRule="auto" w:line="300"/>
         <w:ind w:hanging="0"/>
         <w:jc w:val="center"/>
@@ -825,7 +810,6 @@
     <w:p>
       <w:pPr>
         <w:pStyle w:val="Normal"/>
-        <w:pBdr/>
         <w:spacing w:lineRule="auto" w:line="300"/>
         <w:ind w:hanging="0"/>
         <w:jc w:val="center"/>
@@ -956,7 +940,6 @@
     <w:p>
       <w:pPr>
         <w:pStyle w:val="Normal"/>
-        <w:pBdr/>
         <w:spacing w:lineRule="auto" w:line="360"/>
         <w:ind w:hanging="0"/>
         <w:jc w:val="center"/>
@@ -975,7 +958,6 @@
     <w:p>
       <w:pPr>
         <w:pStyle w:val="Normal"/>
-        <w:pBdr/>
         <w:spacing w:lineRule="auto" w:line="300"/>
         <w:ind w:hanging="0"/>
         <w:rPr>
@@ -1005,7 +987,6 @@
     <w:p>
       <w:pPr>
         <w:pStyle w:val="Normal"/>
-        <w:pBdr/>
         <w:spacing w:lineRule="auto" w:line="360"/>
         <w:ind w:hanging="0"/>
         <w:jc w:val="center"/>
@@ -1022,7 +1003,6 @@
     <w:p>
       <w:pPr>
         <w:pStyle w:val="Normal"/>
-        <w:pBdr/>
         <w:spacing w:lineRule="auto" w:line="360"/>
         <w:ind w:hanging="0"/>
         <w:jc w:val="center"/>
@@ -1048,7 +1028,6 @@
     <w:p>
       <w:pPr>
         <w:pStyle w:val="Normal"/>
-        <w:pBdr/>
         <w:spacing w:lineRule="auto" w:line="360"/>
         <w:ind w:hanging="0"/>
         <w:jc w:val="center"/>
@@ -1069,7 +1048,6 @@
     <w:p>
       <w:pPr>
         <w:pStyle w:val="Normal"/>
-        <w:pBdr/>
         <w:spacing w:lineRule="auto" w:line="360"/>
         <w:ind w:hanging="0"/>
         <w:jc w:val="center"/>
@@ -1150,7 +1128,6 @@
           <w:p>
             <w:pPr>
               <w:pStyle w:val="Normal"/>
-              <w:pBdr/>
               <w:spacing w:lineRule="auto" w:line="240"/>
               <w:ind w:hanging="0"/>
               <w:jc w:val="center"/>
@@ -1347,7 +1324,6 @@
           <w:p>
             <w:pPr>
               <w:pStyle w:val="Normal"/>
-              <w:pBdr/>
               <w:spacing w:lineRule="auto" w:line="240"/>
               <w:ind w:hanging="0"/>
               <w:jc w:val="center"/>
@@ -1471,7 +1447,6 @@
           <w:p>
             <w:pPr>
               <w:pStyle w:val="Normal"/>
-              <w:pBdr/>
               <w:spacing w:lineRule="auto" w:line="240"/>
               <w:ind w:hanging="0"/>
               <w:jc w:val="center"/>
@@ -1582,7 +1557,6 @@
     <w:p>
       <w:pPr>
         <w:pStyle w:val="Normal"/>
-        <w:pBdr/>
         <w:spacing w:lineRule="auto" w:line="360"/>
         <w:ind w:hanging="0"/>
         <w:jc w:val="center"/>
@@ -1602,7 +1576,6 @@
     <w:p>
       <w:pPr>
         <w:pStyle w:val="Normal"/>
-        <w:pBdr/>
         <w:spacing w:lineRule="auto" w:line="360"/>
         <w:ind w:hanging="0"/>
         <w:jc w:val="center"/>
@@ -1625,7 +1598,6 @@
         <w:keepNext w:val="true"/>
         <w:keepLines/>
         <w:widowControl/>
-        <w:pBdr/>
         <w:tabs>
           <w:tab w:val="clear" w:pos="720"/>
           <w:tab w:val="left" w:pos="709" w:leader="none"/>
@@ -1655,7 +1627,7 @@
           <w:docPartGallery w:val="Table of Contents"/>
           <w:docPartUnique w:val="true"/>
         </w:docPartObj>
-        <w:id w:val="2047698148"/>
+        <w:id w:val="1075097493"/>
       </w:sdtPr>
       <w:sdtContent>
         <w:p>
@@ -1806,7 +1778,6 @@
     <w:p>
       <w:pPr>
         <w:pStyle w:val="Normal"/>
-        <w:pBdr/>
         <w:spacing w:lineRule="auto" w:line="360"/>
         <w:ind w:hanging="0"/>
         <w:rPr>
@@ -1826,7 +1797,6 @@
     <w:p>
       <w:pPr>
         <w:pStyle w:val="Normal"/>
-        <w:pBdr/>
         <w:spacing w:lineRule="auto" w:line="360"/>
         <w:ind w:hanging="0"/>
         <w:rPr>
@@ -1864,7 +1834,6 @@
     <w:p>
       <w:pPr>
         <w:pStyle w:val="Normal"/>
-        <w:pBdr/>
         <w:spacing w:lineRule="auto" w:line="360"/>
         <w:ind w:hanging="0"/>
         <w:rPr>
@@ -1886,7 +1855,6 @@
     <w:p>
       <w:pPr>
         <w:pStyle w:val="Normal"/>
-        <w:pBdr/>
         <w:spacing w:lineRule="auto" w:line="240"/>
         <w:ind w:left="2127" w:hanging="0"/>
         <w:rPr>
@@ -1925,7 +1893,6 @@
     <w:p>
       <w:pPr>
         <w:pStyle w:val="Normal"/>
-        <w:pBdr/>
         <w:spacing w:lineRule="auto" w:line="360"/>
         <w:ind w:hanging="0"/>
         <w:rPr>
@@ -1945,8 +1912,7 @@
     </w:p>
     <w:p>
       <w:pPr>
-        <w:pStyle w:val="Normal"/>
-        <w:pBdr/>
+        <w:pStyle w:val="Corpodotexto"/>
         <w:spacing w:lineRule="auto" w:line="360"/>
         <w:ind w:hanging="0"/>
         <w:rPr>
@@ -1959,18 +1925,119 @@
       </w:pPr>
       <w:r>
         <w:rPr>
-          <w:b/>
-          <w:color w:val="000000"/>
+          <w:rStyle w:val="Nfaseforte"/>
+          <w:caps w:val="false"/>
+          <w:smallCaps w:val="false"/>
+          <w:color w:val="0000FF"/>
+          <w:spacing w:val="0"/>
           <w:sz w:val="28"/>
           <w:szCs w:val="28"/>
         </w:rPr>
-      </w:r>
-    </w:p>
-    <w:p>
-      <w:pPr>
-        <w:pStyle w:val="Normal"/>
-        <w:pBdr/>
-        <w:spacing w:lineRule="auto" w:line="360"/>
+        <w:t> </w:t>
+      </w:r>
+      <w:r>
+        <w:rPr>
+          <w:rFonts w:ascii="Helvetica Neue;Helvetica;Roboto;Arial;sans-serif" w:hAnsi="Helvetica Neue;Helvetica;Roboto;Arial;sans-serif"/>
+          <w:b w:val="false"/>
+          <w:i w:val="false"/>
+          <w:caps w:val="false"/>
+          <w:smallCaps w:val="false"/>
+          <w:color w:val="222222"/>
+          <w:spacing w:val="0"/>
+          <w:sz w:val="24"/>
+          <w:szCs w:val="28"/>
+        </w:rPr>
+        <w:t>GARCEZ, Fábio. </w:t>
+      </w:r>
+      <w:r>
+        <w:rPr>
+          <w:rStyle w:val="Nfaseforte"/>
+          <w:rFonts w:ascii="Helvetica Neue;Helvetica;Roboto;Arial;sans-serif" w:hAnsi="Helvetica Neue;Helvetica;Roboto;Arial;sans-serif"/>
+          <w:b/>
+          <w:i w:val="false"/>
+          <w:caps w:val="false"/>
+          <w:smallCaps w:val="false"/>
+          <w:color w:val="222222"/>
+          <w:spacing w:val="0"/>
+          <w:sz w:val="24"/>
+          <w:szCs w:val="28"/>
+        </w:rPr>
+        <w:t>Pesquisa de Mercado Imobiliário: Qual a sua importância?</w:t>
+      </w:r>
+      <w:r>
+        <w:rPr>
+          <w:rFonts w:ascii="Helvetica Neue;Helvetica;Roboto;Arial;sans-serif" w:hAnsi="Helvetica Neue;Helvetica;Roboto;Arial;sans-serif"/>
+          <w:b w:val="false"/>
+          <w:i w:val="false"/>
+          <w:caps w:val="false"/>
+          <w:smallCaps w:val="false"/>
+          <w:color w:val="222222"/>
+          <w:spacing w:val="0"/>
+          <w:sz w:val="24"/>
+          <w:szCs w:val="28"/>
+        </w:rPr>
+        <w:t> </w:t>
+      </w:r>
+      <w:r>
+        <w:rPr>
+          <w:rFonts w:ascii="Helvetica Neue;Helvetica;Roboto;Arial;sans-serif" w:hAnsi="Helvetica Neue;Helvetica;Roboto;Arial;sans-serif"/>
+          <w:b w:val="false"/>
+          <w:i w:val="false"/>
+          <w:caps w:val="false"/>
+          <w:smallCaps w:val="false"/>
+          <w:color w:val="222222"/>
+          <w:spacing w:val="0"/>
+          <w:sz w:val="24"/>
+          <w:szCs w:val="28"/>
+        </w:rPr>
+        <w:t>(</w:t>
+      </w:r>
+      <w:r>
+        <w:rPr>
+          <w:rFonts w:ascii="Helvetica Neue;Helvetica;Roboto;Arial;sans-serif" w:hAnsi="Helvetica Neue;Helvetica;Roboto;Arial;sans-serif"/>
+          <w:b w:val="false"/>
+          <w:i w:val="false"/>
+          <w:caps w:val="false"/>
+          <w:smallCaps w:val="false"/>
+          <w:color w:val="222222"/>
+          <w:spacing w:val="0"/>
+          <w:sz w:val="24"/>
+          <w:szCs w:val="28"/>
+        </w:rPr>
+        <w:t>2025</w:t>
+      </w:r>
+      <w:r>
+        <w:rPr>
+          <w:rFonts w:ascii="Helvetica Neue;Helvetica;Roboto;Arial;sans-serif" w:hAnsi="Helvetica Neue;Helvetica;Roboto;Arial;sans-serif"/>
+          <w:b w:val="false"/>
+          <w:i w:val="false"/>
+          <w:caps w:val="false"/>
+          <w:smallCaps w:val="false"/>
+          <w:color w:val="222222"/>
+          <w:spacing w:val="0"/>
+          <w:sz w:val="24"/>
+          <w:szCs w:val="28"/>
+        </w:rPr>
+        <w:t>).</w:t>
+      </w:r>
+      <w:r>
+        <w:rPr>
+          <w:rFonts w:ascii="Helvetica Neue;Helvetica;Roboto;Arial;sans-serif" w:hAnsi="Helvetica Neue;Helvetica;Roboto;Arial;sans-serif"/>
+          <w:b w:val="false"/>
+          <w:i w:val="false"/>
+          <w:caps w:val="false"/>
+          <w:smallCaps w:val="false"/>
+          <w:color w:val="222222"/>
+          <w:spacing w:val="0"/>
+          <w:sz w:val="24"/>
+          <w:szCs w:val="28"/>
+        </w:rPr>
+        <w:t>Disponível em: https://cvcrm.com.br/blog/pesquisa-de-mercado-imobiliario/. Acesso em: 23 abr. 2026.</w:t>
+      </w:r>
+    </w:p>
+    <w:p>
+      <w:pPr>
+        <w:pStyle w:val="Corpodotexto"/>
         <w:ind w:hanging="0"/>
         <w:rPr>
           <w:b/>
@@ -1982,34 +2049,64 @@
       </w:pPr>
       <w:r>
         <w:rPr>
+          <w:rFonts w:ascii="Helvetica Neue;Helvetica;Roboto;Arial;sans-serif" w:hAnsi="Helvetica Neue;Helvetica;Roboto;Arial;sans-serif"/>
+          <w:b w:val="false"/>
+          <w:i w:val="false"/>
+          <w:caps w:val="false"/>
+          <w:smallCaps w:val="false"/>
+          <w:color w:val="222222"/>
+          <w:spacing w:val="0"/>
+          <w:sz w:val="24"/>
+        </w:rPr>
+        <w:t>SIMPLICIO, Larissa. O que é um sistema imobiliário? 2026. Disponível em: https://apresenta.me/blog/o-que-e-um-sistema-imobiliario/. Acesso em: 05 mar. 2026. BARBOSA, Simone Diniz Junqueira; SILVA, Bruno Santana da. Interação humano- computador. 2. ed. Rio de Janeiro: Elsevier, 2010. BOOCH, Grady; RUMBAUGH, James; JACOBSON, Ivar. UML: guia do usuário. 2. ed. Rio de Janeiro: Elsevier, 2012. CAMBRIA, Erik; WHITE, Bebo. Jump-starting the semantic web: fromintelligent agents to machine learning. New York: Springer, 2018. CMMI Institute. CMMI for development: guidelines for process integrationandproduct improvement. 3rd ed. Boston: Addison-Wesley, 2010. ELMASRI, Ramez; NAVATHE, Shamkant B. Sistemas de banco de dados. 7. ed. SãoPaulo: Pearson, 2019. GARRETT, Jesse James. The elements of user experience: user-centereddesignforthe web and beyond. 2nd ed. Berkeley: New Riders, 2011. GIL, Antonio Carlos. Como elaborar projetos de pesquisa. 6. ed. São Paulo: Atlas, 2017. KOLIS, H. et al. PostGIS in action. 3rd ed. Shelter Island: Manning Publications, 2020. KRUG, Steve. Não me faça pensar: uma abordagem de senso comumà usabilidadena web. 2. ed. Rio de Janeiro: Alta Books, 2014. LAZZARI, Léo. Desenvolvimento de software ágil: princípios, padrões e práticas. Porto Alegre: Bookman, 2019. MORVILLE, Peter; ROSENFELD, Louis. Information architecture for the WorldWideWeb. 4th ed. Sebastopol: O'Reilly Media, 2015. NIELSEN, Jakob; LORANGER, Hoa. Usabilidade na web: projetando websitescomqualidade. Rio de Janeiro: Elsevier, 2007. PRESSMAN, Roger S. Engenharia de software: uma abordagemprofissional. 8. ed. Porto Alegre: AMGH, 2016. SOMMERVILLE, Ian. Engenharia de software. 10. ed. São Paulo: Pearson, 2018. TIDWELL, Jenifer. Design de interface: padrões para a criação de aplicaçõeswebemobile. Rio de Janeiro: Alta Books, 2012. W3C. Web Content Accessibility Guidelines (WCAG) 2.1. 2018. Disponível em: https://www.w3.org/TR/WCAG21/. Acesso em: 8 abr. 2026</w:t>
+      </w:r>
+      <w:r>
+        <w:rPr/>
+        <w:br/>
+      </w:r>
+    </w:p>
+    <w:p>
+      <w:pPr>
+        <w:pStyle w:val="Normal"/>
+        <w:spacing w:lineRule="auto" w:line="360"/>
+        <w:ind w:hanging="0"/>
+        <w:rPr>
+          <w:b/>
           <w:b/>
           <w:color w:val="000000"/>
           <w:sz w:val="28"/>
           <w:szCs w:val="28"/>
         </w:rPr>
-      </w:r>
-    </w:p>
-    <w:p>
-      <w:pPr>
-        <w:pStyle w:val="Normal"/>
-        <w:pBdr/>
-        <w:spacing w:lineRule="auto" w:line="360"/>
-        <w:ind w:hanging="0"/>
-        <w:rPr>
-          <w:b/>
+      </w:pPr>
+      <w:r>
+        <w:rPr>
           <w:b/>
           <w:color w:val="000000"/>
           <w:sz w:val="28"/>
           <w:szCs w:val="28"/>
         </w:rPr>
-      </w:pPr>
-      <w:r>
-        <w:rPr>
+      </w:r>
+    </w:p>
+    <w:p>
+      <w:pPr>
+        <w:pStyle w:val="Normal"/>
+        <w:spacing w:lineRule="auto" w:line="360"/>
+        <w:ind w:hanging="0"/>
+        <w:rPr>
+          <w:b/>
           <w:b/>
           <w:color w:val="000000"/>
           <w:sz w:val="28"/>
           <w:szCs w:val="28"/>
         </w:rPr>
+      </w:pPr>
+      <w:r>
+        <w:rPr>
+          <w:b/>
+          <w:color w:val="000000"/>
+          <w:sz w:val="28"/>
+          <w:szCs w:val="28"/>
+        </w:rPr>
       </w:r>
     </w:p>
     <w:p>
@@ -2210,7 +2307,6 @@
     <w:p>
       <w:pPr>
         <w:pStyle w:val="Normal"/>
-        <w:pBdr/>
         <w:spacing w:lineRule="auto" w:line="360"/>
         <w:ind w:hanging="0"/>
         <w:rPr>
@@ -2226,7 +2322,6 @@
     <w:p>
       <w:pPr>
         <w:pStyle w:val="Normal"/>
-        <w:pBdr/>
         <w:spacing w:lineRule="auto" w:line="360"/>
         <w:ind w:hanging="0"/>
         <w:rPr>
@@ -2255,7 +2350,6 @@
     <w:p>
       <w:pPr>
         <w:pStyle w:val="Normal"/>
-        <w:pBdr/>
         <w:spacing w:lineRule="auto" w:line="360"/>
         <w:ind w:hanging="0"/>
         <w:rPr>
@@ -2271,7 +2365,6 @@
     <w:p>
       <w:pPr>
         <w:pStyle w:val="Normal"/>
-        <w:pBdr/>
         <w:spacing w:lineRule="auto" w:line="360"/>
         <w:ind w:hanging="0"/>
         <w:rPr>
@@ -2291,7 +2384,6 @@
     <w:p>
       <w:pPr>
         <w:pStyle w:val="Normal"/>
-        <w:pBdr/>
         <w:spacing w:lineRule="auto" w:line="360"/>
         <w:ind w:hanging="0"/>
         <w:rPr>
@@ -2311,7 +2403,6 @@
     <w:p>
       <w:pPr>
         <w:pStyle w:val="Normal"/>
-        <w:pBdr/>
         <w:spacing w:lineRule="auto" w:line="360"/>
         <w:ind w:hanging="0"/>
         <w:rPr>
@@ -2331,7 +2422,6 @@
     <w:p>
       <w:pPr>
         <w:pStyle w:val="Normal"/>
-        <w:pBdr/>
         <w:spacing w:lineRule="auto" w:line="360"/>
         <w:ind w:hanging="0"/>
         <w:rPr>
@@ -2351,7 +2441,6 @@
     <w:p>
       <w:pPr>
         <w:pStyle w:val="Normal"/>
-        <w:pBdr/>
         <w:spacing w:lineRule="auto" w:line="360"/>
         <w:ind w:hanging="0"/>
         <w:rPr>
@@ -2371,7 +2460,6 @@
     <w:p>
       <w:pPr>
         <w:pStyle w:val="Normal"/>
-        <w:pBdr/>
         <w:spacing w:lineRule="auto" w:line="360"/>
         <w:ind w:hanging="0"/>
         <w:rPr>
@@ -2391,7 +2479,6 @@
     <w:p>
       <w:pPr>
         <w:pStyle w:val="Normal"/>
-        <w:pBdr/>
         <w:spacing w:lineRule="auto" w:line="360"/>
         <w:ind w:hanging="0"/>
         <w:rPr>
@@ -2432,7 +2519,6 @@
     <w:p>
       <w:pPr>
         <w:pStyle w:val="Normal"/>
-        <w:pBdr/>
         <w:spacing w:lineRule="auto" w:line="360"/>
         <w:rPr>
           <w:color w:val="000000"/>
@@ -2447,7 +2533,6 @@
     <w:p>
       <w:pPr>
         <w:pStyle w:val="Normal"/>
-        <w:pBdr/>
         <w:spacing w:lineRule="auto" w:line="360"/>
         <w:ind w:firstLine="141"/>
         <w:rPr>
@@ -4303,7 +4388,6 @@
     <w:p>
       <w:pPr>
         <w:pStyle w:val="Normal"/>
-        <w:pBdr/>
         <w:spacing w:lineRule="auto" w:line="360"/>
         <w:ind w:hanging="0"/>
         <w:jc w:val="left"/>
@@ -4324,7 +4408,6 @@
     <w:p>
       <w:pPr>
         <w:pStyle w:val="Normal"/>
-        <w:pBdr/>
         <w:spacing w:lineRule="auto" w:line="240" w:before="0" w:after="240"/>
         <w:ind w:hanging="0"/>
         <w:jc w:val="center"/>
@@ -4361,7 +4444,6 @@
   <w:p>
     <w:pPr>
       <w:pStyle w:val="Normal"/>
-      <w:pBdr/>
       <w:ind w:hanging="0"/>
       <w:rPr>
         <w:color w:val="000000"/>
@@ -4406,7 +4488,6 @@
     <w:p>
       <w:pPr>
         <w:pStyle w:val="Normal"/>
-        <w:pBdr/>
         <w:spacing w:lineRule="auto" w:line="240"/>
         <w:ind w:hanging="0"/>
         <w:rPr>
@@ -4442,7 +4523,6 @@
     <w:p>
       <w:pPr>
         <w:pStyle w:val="Normal"/>
-        <w:pBdr/>
         <w:spacing w:lineRule="auto" w:line="240"/>
         <w:ind w:hanging="0"/>
         <w:rPr>
@@ -4473,7 +4553,6 @@
     <w:p>
       <w:pPr>
         <w:pStyle w:val="Normal"/>
-        <w:pBdr/>
         <w:spacing w:lineRule="auto" w:line="240"/>
         <w:ind w:hanging="0"/>
         <w:rPr>
@@ -4496,7 +4575,6 @@
     <w:pPr>
       <w:pStyle w:val="Normal"/>
       <w:widowControl/>
-      <w:pBdr/>
       <w:jc w:val="right"/>
       <w:rPr>
         <w:rFonts w:ascii="Times New Roman" w:hAnsi="Times New Roman" w:eastAsia="Times New Roman" w:cs="Times New Roman"/>
@@ -4543,7 +4621,6 @@
     <w:pPr>
       <w:pStyle w:val="Normal"/>
       <w:widowControl/>
-      <w:pBdr/>
       <w:ind w:hanging="0"/>
       <w:rPr>
         <w:rFonts w:ascii="Times New Roman" w:hAnsi="Times New Roman" w:eastAsia="Times New Roman" w:cs="Times New Roman"/>
@@ -5201,6 +5278,7 @@
     <w:qFormat/>
     <w:pPr>
       <w:widowControl w:val="false"/>
+      <w:suppressAutoHyphens w:val="true"/>
       <w:bidi w:val="0"/>
       <w:spacing w:lineRule="auto" w:line="480" w:before="0" w:after="0"/>
       <w:ind w:firstLine="709"/>
@@ -5436,6 +5514,14 @@
     <w:name w:val="Caracteres de nota de fim"/>
     <w:qFormat/>
     <w:rPr/>
+  </w:style>
+  <w:style w:type="character" w:styleId="Nfaseforte">
+    <w:name w:val="Ênfase forte"/>
+    <w:qFormat/>
+    <w:rPr>
+      <w:b/>
+      <w:bCs/>
+    </w:rPr>
   </w:style>
   <w:style w:type="paragraph" w:styleId="Ttulo">
     <w:name w:val="Título"/>
